--- a/assets/branding/options/soft2/letterhead.docx
+++ b/assets/branding/options/soft2/letterhead.docx
@@ -4,11 +4,11 @@
   <w:body>
     <w:p>
       <w:pPr>
-        <w:spacing w:before="960"/>
+        <w:spacing w:before="480"/>
       </w:pPr>
       <w:r>
         <w:rPr>
-          <w:color w:val="555555"/>
+          <w:color w:val="2B2B2B"/>
           <w:sz w:val="20"/>
         </w:rPr>
         <w:t>[Date]</w:t>
@@ -21,12 +21,22 @@
         </w:rPr>
         <w:t>[Recipient Name]</w:t>
         <w:br/>
-        <w:t>[Address Line 1]</w:t>
+        <w:t>[Company / Address Line 1]</w:t>
         <w:br/>
         <w:t>[Suburb, State Postcode]</w:t>
       </w:r>
     </w:p>
     <w:p/>
+    <w:p>
+      <w:r>
+        <w:rPr>
+          <w:b/>
+          <w:color w:val="8A722C"/>
+          <w:sz w:val="22"/>
+        </w:rPr>
+        <w:t>Re: [Subject Line]</w:t>
+      </w:r>
+    </w:p>
     <w:p>
       <w:r>
         <w:rPr>
@@ -40,7 +50,23 @@
         <w:rPr>
           <w:sz w:val="22"/>
         </w:rPr>
-        <w:t>Thank you for considering LK Design and Build for your project. [Body text — describe the project, scope, timeline, and next steps. Keep a warm, confident tone consistent with the brand.]</w:t>
+        <w:t>Thank you for considering LK Design and Build. We specialise in premium home renovations, additions and bespoke builds across Adelaide — combining considered design with precision construction.</w:t>
+      </w:r>
+    </w:p>
+    <w:p>
+      <w:r>
+        <w:rPr>
+          <w:sz w:val="22"/>
+        </w:rPr>
+        <w:t>[Continue your letter here. This template provides the branded letterhead with your selected logo and brand typography. Replace this paragraph with your message.]</w:t>
+      </w:r>
+    </w:p>
+    <w:p>
+      <w:r>
+        <w:rPr>
+          <w:sz w:val="22"/>
+        </w:rPr>
+        <w:t>We look forward to discussing your project in detail.</w:t>
       </w:r>
     </w:p>
     <w:p/>
@@ -64,7 +90,7 @@
     <w:p>
       <w:r>
         <w:rPr>
-          <w:color w:val="8A7A52"/>
+          <w:color w:val="8A722C"/>
           <w:sz w:val="18"/>
         </w:rPr>
         <w:t>LK Design and Build</w:t>
@@ -87,14 +113,32 @@
   <w:p>
     <w:pPr>
       <w:pStyle w:val="Footer"/>
+      <w:spacing w:before="120"/>
       <w:jc w:val="center"/>
+      <w:pBdr>
+        <w:top w:val="single" w:sz="8" w:space="4" w:color="8a722c"/>
+      </w:pBdr>
     </w:pPr>
     <w:r>
       <w:rPr>
-        <w:color w:val="8A7A52"/>
-        <w:sz w:val="16"/>
-      </w:rPr>
-      <w:t>Considered design.  Precision build.  ·  Option 7 — Rounded Serif</w:t>
+        <w:b/>
+        <w:color w:val="8A722C"/>
+        <w:sz w:val="18"/>
+      </w:rPr>
+      <w:t>Considered design.  Precision build.</w:t>
+    </w:r>
+  </w:p>
+  <w:p>
+    <w:pPr>
+      <w:jc w:val="center"/>
+    </w:pPr>
+    <w:r>
+      <w:rPr>
+        <w:i/>
+        <w:color w:val="776B4F"/>
+        <w:sz w:val="14"/>
+      </w:rPr>
+      <w:t>Option 7 — Rounded Serif</w:t>
     </w:r>
   </w:p>
 </w:ftr>
@@ -105,55 +149,121 @@
   <w:p>
     <w:pPr>
       <w:pStyle w:val="Header"/>
-      <w:jc w:val="left"/>
-    </w:pPr>
-    <w:r>
-      <w:drawing>
-        <wp:inline xmlns:a="http://schemas.openxmlformats.org/drawingml/2006/main" xmlns:pic="http://schemas.openxmlformats.org/drawingml/2006/picture">
-          <wp:extent cx="1224000" cy="715365"/>
-          <wp:docPr id="1" name="Picture 1"/>
-          <wp:cNvGraphicFramePr>
-            <a:graphicFrameLocks noChangeAspect="1"/>
-          </wp:cNvGraphicFramePr>
-          <a:graphic>
-            <a:graphicData uri="http://schemas.openxmlformats.org/drawingml/2006/picture">
-              <pic:pic>
-                <pic:nvPicPr>
-                  <pic:cNvPr id="0" name="lk_soft_02_rounded_serif_transparent_black.png"/>
-                  <pic:cNvPicPr/>
-                </pic:nvPicPr>
-                <pic:blipFill>
-                  <a:blip r:embed="rId1"/>
-                  <a:stretch>
-                    <a:fillRect/>
-                  </a:stretch>
-                </pic:blipFill>
-                <pic:spPr>
-                  <a:xfrm>
-                    <a:off x="0" y="0"/>
-                    <a:ext cx="1224000" cy="715365"/>
-                  </a:xfrm>
-                  <a:prstGeom prst="rect"/>
-                </pic:spPr>
-              </pic:pic>
-            </a:graphicData>
-          </a:graphic>
-        </wp:inline>
-      </w:drawing>
-    </w:r>
+    </w:pPr>
   </w:p>
+  <w:tbl>
+    <w:tblPr>
+      <w:tblW w:type="auto" w:w="0"/>
+      <w:tblLayout w:type="fixed"/>
+      <w:tblLook w:firstColumn="1" w:firstRow="1" w:lastColumn="0" w:lastRow="0" w:noHBand="0" w:noVBand="1" w:val="04A0"/>
+    </w:tblPr>
+    <w:tblGrid>
+      <w:gridCol w:w="3402"/>
+      <w:gridCol w:w="6236"/>
+    </w:tblGrid>
+    <w:tr>
+      <w:tc>
+        <w:tcPr>
+          <w:tcW w:type="dxa" w:w="4819"/>
+          <w:tcBorders>
+            <w:top w:val="nil"/>
+            <w:bottom w:val="nil"/>
+            <w:left w:val="nil"/>
+            <w:right w:val="nil"/>
+          </w:tcBorders>
+        </w:tcPr>
+        <w:p>
+          <w:pPr>
+            <w:spacing w:after="0"/>
+          </w:pPr>
+          <w:r>
+            <w:drawing>
+              <wp:inline xmlns:a="http://schemas.openxmlformats.org/drawingml/2006/main" xmlns:pic="http://schemas.openxmlformats.org/drawingml/2006/picture">
+                <wp:extent cx="1728000" cy="1009926"/>
+                <wp:docPr id="1" name="Picture 1"/>
+                <wp:cNvGraphicFramePr>
+                  <a:graphicFrameLocks noChangeAspect="1"/>
+                </wp:cNvGraphicFramePr>
+                <a:graphic>
+                  <a:graphicData uri="http://schemas.openxmlformats.org/drawingml/2006/picture">
+                    <pic:pic>
+                      <pic:nvPicPr>
+                        <pic:cNvPr id="0" name="lk_soft_02_rounded_serif_transparent_dark_alt.png"/>
+                        <pic:cNvPicPr/>
+                      </pic:nvPicPr>
+                      <pic:blipFill>
+                        <a:blip r:embed="rId1"/>
+                        <a:stretch>
+                          <a:fillRect/>
+                        </a:stretch>
+                      </pic:blipFill>
+                      <pic:spPr>
+                        <a:xfrm>
+                          <a:off x="0" y="0"/>
+                          <a:ext cx="1728000" cy="1009926"/>
+                        </a:xfrm>
+                        <a:prstGeom prst="rect"/>
+                      </pic:spPr>
+                    </pic:pic>
+                  </a:graphicData>
+                </a:graphic>
+              </wp:inline>
+            </w:drawing>
+          </w:r>
+        </w:p>
+      </w:tc>
+      <w:tc>
+        <w:tcPr>
+          <w:tcW w:type="dxa" w:w="4819"/>
+          <w:tcBorders>
+            <w:top w:val="nil"/>
+            <w:bottom w:val="nil"/>
+            <w:left w:val="nil"/>
+            <w:right w:val="nil"/>
+          </w:tcBorders>
+        </w:tcPr>
+        <w:p>
+          <w:pPr>
+            <w:spacing w:after="0"/>
+            <w:jc w:val="right"/>
+          </w:pPr>
+          <w:r>
+            <w:rPr>
+              <w:b/>
+              <w:color w:val="2B2B2B"/>
+              <w:sz w:val="20"/>
+            </w:rPr>
+            <w:t>LK Design and Build</w:t>
+            <w:br/>
+          </w:r>
+        </w:p>
+        <w:p>
+          <w:pPr>
+            <w:spacing w:after="0"/>
+            <w:jc w:val="right"/>
+          </w:pPr>
+          <w:r>
+            <w:rPr>
+              <w:color w:val="776B4F"/>
+              <w:sz w:val="18"/>
+            </w:rPr>
+            <w:t>hello@lkdesignandbuild.com.au</w:t>
+            <w:br/>
+            <w:t>0481 742 026</w:t>
+            <w:br/>
+            <w:t>Adelaide, South Australia</w:t>
+          </w:r>
+        </w:p>
+      </w:tc>
+    </w:tr>
+  </w:tbl>
   <w:p>
     <w:pPr>
-      <w:jc w:val="right"/>
-    </w:pPr>
-    <w:r>
-      <w:rPr>
-        <w:rFonts w:ascii="Calibri" w:hAnsi="Calibri"/>
-        <w:color w:val="6A5E42"/>
-        <w:sz w:val="18"/>
-      </w:rPr>
-      <w:t>hello@lkdesignandbuild.com.au  ·  0481 742 026  ·  Adelaide, SA</w:t>
-    </w:r>
+      <w:spacing w:before="160" w:after="0"/>
+      <w:pBdr>
+        <w:bottom w:val="single" w:sz="12" w:space="4" w:color="8a722c"/>
+      </w:pBdr>
+    </w:pPr>
   </w:p>
 </w:hdr>
 </file>

--- a/assets/branding/options/soft2/letterhead.docx
+++ b/assets/branding/options/soft2/letterhead.docx
@@ -4,11 +4,76 @@
   <w:body>
     <w:p>
       <w:pPr>
-        <w:spacing w:before="480"/>
+        <w:spacing w:after="80"/>
+        <w:jc w:val="center"/>
+      </w:pPr>
+      <w:r>
+        <w:drawing>
+          <wp:inline xmlns:a="http://schemas.openxmlformats.org/drawingml/2006/main" xmlns:pic="http://schemas.openxmlformats.org/drawingml/2006/picture">
+            <wp:extent cx="1980000" cy="1157207"/>
+            <wp:docPr id="1" name="Picture 1"/>
+            <wp:cNvGraphicFramePr>
+              <a:graphicFrameLocks noChangeAspect="1"/>
+            </wp:cNvGraphicFramePr>
+            <a:graphic>
+              <a:graphicData uri="http://schemas.openxmlformats.org/drawingml/2006/picture">
+                <pic:pic>
+                  <pic:nvPicPr>
+                    <pic:cNvPr id="0" name="lk_soft_02_rounded_serif_transparent_dark_alt.png"/>
+                    <pic:cNvPicPr/>
+                  </pic:nvPicPr>
+                  <pic:blipFill>
+                    <a:blip r:embed="rId9"/>
+                    <a:stretch>
+                      <a:fillRect/>
+                    </a:stretch>
+                  </pic:blipFill>
+                  <pic:spPr>
+                    <a:xfrm>
+                      <a:off x="0" y="0"/>
+                      <a:ext cx="1980000" cy="1157207"/>
+                    </a:xfrm>
+                    <a:prstGeom prst="rect"/>
+                  </pic:spPr>
+                </pic:pic>
+              </a:graphicData>
+            </a:graphic>
+          </wp:inline>
+        </w:drawing>
+      </w:r>
+    </w:p>
+    <w:p>
+      <w:pPr>
+        <w:spacing w:before="40" w:after="40"/>
+        <w:pBdr>
+          <w:bottom w:val="single" w:sz="6" w:space="1" w:color="C9A96E"/>
+        </w:pBdr>
+      </w:pPr>
+    </w:p>
+    <w:p>
+      <w:pPr>
+        <w:spacing w:after="80"/>
+        <w:jc w:val="center"/>
       </w:pPr>
       <w:r>
         <w:rPr>
-          <w:color w:val="2B2B2B"/>
+          <w:rFonts w:ascii="Calibri" w:hAnsi="Calibri"/>
+          <w:b w:val="0"/>
+          <w:i w:val="0"/>
+          <w:color w:val="666666"/>
+          <w:sz w:val="16"/>
+        </w:rPr>
+        <w:t>0481 742 026  |  hello@lkdesignandbuild.com.au  |  www.lkdesignandbuild.com.au  |  Adelaide, South Australia</w:t>
+      </w:r>
+    </w:p>
+    <w:p/>
+    <w:p>
+      <w:r>
+        <w:rPr>
+          <w:rFonts w:ascii="Calibri" w:hAnsi="Calibri"/>
+          <w:b w:val="0"/>
+          <w:i w:val="0"/>
+          <w:color w:val="2C2C2C"/>
           <w:sz w:val="20"/>
         </w:rPr>
         <w:t>[Date]</w:t>
@@ -17,22 +82,30 @@
     <w:p>
       <w:r>
         <w:rPr>
+          <w:rFonts w:ascii="Calibri" w:hAnsi="Calibri"/>
+          <w:b w:val="0"/>
+          <w:i w:val="0"/>
+          <w:color w:val="2C2C2C"/>
           <w:sz w:val="20"/>
         </w:rPr>
         <w:t>[Recipient Name]</w:t>
         <w:br/>
         <w:t>[Company / Address Line 1]</w:t>
         <w:br/>
-        <w:t>[Suburb, State Postcode]</w:t>
+        <w:t>[Address Line 2]</w:t>
+        <w:br/>
+        <w:t>[City, State, Postcode]</w:t>
       </w:r>
     </w:p>
     <w:p/>
     <w:p>
       <w:r>
         <w:rPr>
+          <w:rFonts w:ascii="Calibri" w:hAnsi="Calibri"/>
           <w:b/>
-          <w:color w:val="8A722C"/>
-          <w:sz w:val="22"/>
+          <w:i w:val="0"/>
+          <w:color w:val="2C2C2C"/>
+          <w:sz w:val="20"/>
         </w:rPr>
         <w:t>Re: [Subject Line]</w:t>
       </w:r>
@@ -40,7 +113,11 @@
     <w:p>
       <w:r>
         <w:rPr>
-          <w:sz w:val="22"/>
+          <w:rFonts w:ascii="Calibri" w:hAnsi="Calibri"/>
+          <w:b w:val="0"/>
+          <w:i w:val="0"/>
+          <w:color w:val="2C2C2C"/>
+          <w:sz w:val="20"/>
         </w:rPr>
         <w:t>Dear [Name],</w:t>
       </w:r>
@@ -48,23 +125,35 @@
     <w:p>
       <w:r>
         <w:rPr>
-          <w:sz w:val="22"/>
+          <w:rFonts w:ascii="Calibri" w:hAnsi="Calibri"/>
+          <w:b w:val="0"/>
+          <w:i w:val="0"/>
+          <w:color w:val="2C2C2C"/>
+          <w:sz w:val="20"/>
         </w:rPr>
-        <w:t>Thank you for considering LK Design and Build. We specialise in premium home renovations, additions and bespoke builds across Adelaide — combining considered design with precision construction.</w:t>
+        <w:t>Thank you for your interest in LK Design and Build. We specialise in premium home renovations, additions, and new builds across Adelaide, delivering exceptional craftsmanship and thoughtful design at every stage.</w:t>
       </w:r>
     </w:p>
     <w:p>
       <w:r>
         <w:rPr>
-          <w:sz w:val="22"/>
+          <w:rFonts w:ascii="Calibri" w:hAnsi="Calibri"/>
+          <w:b w:val="0"/>
+          <w:i w:val="0"/>
+          <w:color w:val="2C2C2C"/>
+          <w:sz w:val="20"/>
         </w:rPr>
-        <w:t>[Continue your letter here. This template provides the branded letterhead with your selected logo and brand typography. Replace this paragraph with your message.]</w:t>
+        <w:t>[Continue your letter here. This template provides the branded letterhead with your selected logo. Simply replace the placeholder text with your content.]</w:t>
       </w:r>
     </w:p>
     <w:p>
       <w:r>
         <w:rPr>
-          <w:sz w:val="22"/>
+          <w:rFonts w:ascii="Calibri" w:hAnsi="Calibri"/>
+          <w:b w:val="0"/>
+          <w:i w:val="0"/>
+          <w:color w:val="2C2C2C"/>
+          <w:sz w:val="20"/>
         </w:rPr>
         <w:t>We look forward to discussing your project in detail.</w:t>
       </w:r>
@@ -73,16 +162,25 @@
     <w:p>
       <w:r>
         <w:rPr>
-          <w:sz w:val="22"/>
+          <w:rFonts w:ascii="Calibri" w:hAnsi="Calibri"/>
+          <w:b w:val="0"/>
+          <w:i w:val="0"/>
+          <w:color w:val="2C2C2C"/>
+          <w:sz w:val="20"/>
         </w:rPr>
         <w:t>Kind regards,</w:t>
       </w:r>
     </w:p>
+    <w:p/>
+    <w:p/>
     <w:p>
       <w:r>
         <w:rPr>
+          <w:rFonts w:ascii="Calibri" w:hAnsi="Calibri"/>
           <w:b/>
-          <w:sz w:val="22"/>
+          <w:i w:val="0"/>
+          <w:color w:val="2C2C2C"/>
+          <w:sz w:val="20"/>
         </w:rPr>
         <w:t>Lyda</w:t>
       </w:r>
@@ -90,182 +188,47 @@
     <w:p>
       <w:r>
         <w:rPr>
-          <w:color w:val="8A722C"/>
+          <w:rFonts w:ascii="Calibri" w:hAnsi="Calibri"/>
+          <w:b w:val="0"/>
+          <w:i w:val="0"/>
+          <w:color w:val="C9A96E"/>
           <w:sz w:val="18"/>
         </w:rPr>
         <w:t>LK Design and Build</w:t>
       </w:r>
     </w:p>
+    <w:p>
+      <w:pPr>
+        <w:spacing w:before="40" w:after="40"/>
+        <w:pBdr>
+          <w:bottom w:val="single" w:sz="6" w:space="1" w:color="C9A96E"/>
+        </w:pBdr>
+      </w:pPr>
+    </w:p>
+    <w:p>
+      <w:pPr>
+        <w:spacing w:after="80"/>
+        <w:jc w:val="center"/>
+      </w:pPr>
+      <w:r>
+        <w:rPr>
+          <w:rFonts w:ascii="Calibri" w:hAnsi="Calibri"/>
+          <w:b w:val="0"/>
+          <w:i/>
+          <w:color w:val="666666"/>
+          <w:sz w:val="14"/>
+        </w:rPr>
+        <w:t>LK Design and Build  |  Adelaide, South Australia  |  Option 7 — Rounded Serif</w:t>
+      </w:r>
+    </w:p>
     <w:sectPr>
-      <w:headerReference w:type="default" r:id="rId9"/>
-      <w:footerReference w:type="default" r:id="rId10"/>
       <w:pgSz w:w="12240" w:h="15840"/>
-      <w:pgMar w:top="1134" w:right="1361" w:bottom="1247" w:left="1361" w:header="720" w:footer="720" w:gutter="0"/>
+      <w:pgMar w:top="1134" w:right="1417" w:bottom="1134" w:left="1417" w:header="720" w:footer="720" w:gutter="0"/>
       <w:cols w:space="720"/>
       <w:docGrid w:linePitch="360"/>
     </w:sectPr>
   </w:body>
 </w:document>
-</file>
-
-<file path=word/footer1.xml><?xml version="1.0" encoding="utf-8"?>
-<w:ftr xmlns:m="http://schemas.openxmlformats.org/officeDocument/2006/math" xmlns:mc="http://schemas.openxmlformats.org/markup-compatibility/2006" xmlns:mo="http://schemas.microsoft.com/office/mac/office/2008/main" xmlns:mv="urn:schemas-microsoft-com:mac:vml" xmlns:o="urn:schemas-microsoft-com:office:office" xmlns:r="http://schemas.openxmlformats.org/officeDocument/2006/relationships" xmlns:v="urn:schemas-microsoft-com:vml" xmlns:w10="urn:schemas-microsoft-com:office:word" xmlns:w14="http://schemas.microsoft.com/office/word/2010/wordml" xmlns:w="http://schemas.openxmlformats.org/wordprocessingml/2006/main" xmlns:wne="http://schemas.microsoft.com/office/word/2006/wordml" xmlns:wp14="http://schemas.microsoft.com/office/word/2010/wordprocessingDrawing" xmlns:wp="http://schemas.openxmlformats.org/drawingml/2006/wordprocessingDrawing" xmlns:wpc="http://schemas.microsoft.com/office/word/2010/wordprocessingCanvas" xmlns:wpg="http://schemas.microsoft.com/office/word/2010/wordprocessingGroup" xmlns:wpi="http://schemas.microsoft.com/office/word/2010/wordprocessingInk" xmlns:wps="http://schemas.microsoft.com/office/word/2010/wordprocessingShape" mc:Ignorable="w14 wp14">
-  <w:p>
-    <w:pPr>
-      <w:pStyle w:val="Footer"/>
-      <w:spacing w:before="120"/>
-      <w:jc w:val="center"/>
-      <w:pBdr>
-        <w:top w:val="single" w:sz="8" w:space="4" w:color="8a722c"/>
-      </w:pBdr>
-    </w:pPr>
-    <w:r>
-      <w:rPr>
-        <w:b/>
-        <w:color w:val="8A722C"/>
-        <w:sz w:val="18"/>
-      </w:rPr>
-      <w:t>Considered design.  Precision build.</w:t>
-    </w:r>
-  </w:p>
-  <w:p>
-    <w:pPr>
-      <w:jc w:val="center"/>
-    </w:pPr>
-    <w:r>
-      <w:rPr>
-        <w:i/>
-        <w:color w:val="776B4F"/>
-        <w:sz w:val="14"/>
-      </w:rPr>
-      <w:t>Option 7 — Rounded Serif</w:t>
-    </w:r>
-  </w:p>
-</w:ftr>
-</file>
-
-<file path=word/header1.xml><?xml version="1.0" encoding="utf-8"?>
-<w:hdr xmlns:m="http://schemas.openxmlformats.org/officeDocument/2006/math" xmlns:mc="http://schemas.openxmlformats.org/markup-compatibility/2006" xmlns:mo="http://schemas.microsoft.com/office/mac/office/2008/main" xmlns:mv="urn:schemas-microsoft-com:mac:vml" xmlns:o="urn:schemas-microsoft-com:office:office" xmlns:r="http://schemas.openxmlformats.org/officeDocument/2006/relationships" xmlns:v="urn:schemas-microsoft-com:vml" xmlns:w10="urn:schemas-microsoft-com:office:word" xmlns:w14="http://schemas.microsoft.com/office/word/2010/wordml" xmlns:w="http://schemas.openxmlformats.org/wordprocessingml/2006/main" xmlns:wne="http://schemas.microsoft.com/office/word/2006/wordml" xmlns:wp14="http://schemas.microsoft.com/office/word/2010/wordprocessingDrawing" xmlns:wp="http://schemas.openxmlformats.org/drawingml/2006/wordprocessingDrawing" xmlns:wpc="http://schemas.microsoft.com/office/word/2010/wordprocessingCanvas" xmlns:wpg="http://schemas.microsoft.com/office/word/2010/wordprocessingGroup" xmlns:wpi="http://schemas.microsoft.com/office/word/2010/wordprocessingInk" xmlns:wps="http://schemas.microsoft.com/office/word/2010/wordprocessingShape" mc:Ignorable="w14 wp14">
-  <w:p>
-    <w:pPr>
-      <w:pStyle w:val="Header"/>
-    </w:pPr>
-  </w:p>
-  <w:tbl>
-    <w:tblPr>
-      <w:tblW w:type="auto" w:w="0"/>
-      <w:tblLayout w:type="fixed"/>
-      <w:tblLook w:firstColumn="1" w:firstRow="1" w:lastColumn="0" w:lastRow="0" w:noHBand="0" w:noVBand="1" w:val="04A0"/>
-    </w:tblPr>
-    <w:tblGrid>
-      <w:gridCol w:w="3402"/>
-      <w:gridCol w:w="6236"/>
-    </w:tblGrid>
-    <w:tr>
-      <w:tc>
-        <w:tcPr>
-          <w:tcW w:type="dxa" w:w="4819"/>
-          <w:tcBorders>
-            <w:top w:val="nil"/>
-            <w:bottom w:val="nil"/>
-            <w:left w:val="nil"/>
-            <w:right w:val="nil"/>
-          </w:tcBorders>
-        </w:tcPr>
-        <w:p>
-          <w:pPr>
-            <w:spacing w:after="0"/>
-          </w:pPr>
-          <w:r>
-            <w:drawing>
-              <wp:inline xmlns:a="http://schemas.openxmlformats.org/drawingml/2006/main" xmlns:pic="http://schemas.openxmlformats.org/drawingml/2006/picture">
-                <wp:extent cx="1728000" cy="1009926"/>
-                <wp:docPr id="1" name="Picture 1"/>
-                <wp:cNvGraphicFramePr>
-                  <a:graphicFrameLocks noChangeAspect="1"/>
-                </wp:cNvGraphicFramePr>
-                <a:graphic>
-                  <a:graphicData uri="http://schemas.openxmlformats.org/drawingml/2006/picture">
-                    <pic:pic>
-                      <pic:nvPicPr>
-                        <pic:cNvPr id="0" name="lk_soft_02_rounded_serif_transparent_dark_alt.png"/>
-                        <pic:cNvPicPr/>
-                      </pic:nvPicPr>
-                      <pic:blipFill>
-                        <a:blip r:embed="rId1"/>
-                        <a:stretch>
-                          <a:fillRect/>
-                        </a:stretch>
-                      </pic:blipFill>
-                      <pic:spPr>
-                        <a:xfrm>
-                          <a:off x="0" y="0"/>
-                          <a:ext cx="1728000" cy="1009926"/>
-                        </a:xfrm>
-                        <a:prstGeom prst="rect"/>
-                      </pic:spPr>
-                    </pic:pic>
-                  </a:graphicData>
-                </a:graphic>
-              </wp:inline>
-            </w:drawing>
-          </w:r>
-        </w:p>
-      </w:tc>
-      <w:tc>
-        <w:tcPr>
-          <w:tcW w:type="dxa" w:w="4819"/>
-          <w:tcBorders>
-            <w:top w:val="nil"/>
-            <w:bottom w:val="nil"/>
-            <w:left w:val="nil"/>
-            <w:right w:val="nil"/>
-          </w:tcBorders>
-        </w:tcPr>
-        <w:p>
-          <w:pPr>
-            <w:spacing w:after="0"/>
-            <w:jc w:val="right"/>
-          </w:pPr>
-          <w:r>
-            <w:rPr>
-              <w:b/>
-              <w:color w:val="2B2B2B"/>
-              <w:sz w:val="20"/>
-            </w:rPr>
-            <w:t>LK Design and Build</w:t>
-            <w:br/>
-          </w:r>
-        </w:p>
-        <w:p>
-          <w:pPr>
-            <w:spacing w:after="0"/>
-            <w:jc w:val="right"/>
-          </w:pPr>
-          <w:r>
-            <w:rPr>
-              <w:color w:val="776B4F"/>
-              <w:sz w:val="18"/>
-            </w:rPr>
-            <w:t>hello@lkdesignandbuild.com.au</w:t>
-            <w:br/>
-            <w:t>0481 742 026</w:t>
-            <w:br/>
-            <w:t>Adelaide, South Australia</w:t>
-          </w:r>
-        </w:p>
-      </w:tc>
-    </w:tr>
-  </w:tbl>
-  <w:p>
-    <w:pPr>
-      <w:spacing w:before="160" w:after="0"/>
-      <w:pBdr>
-        <w:bottom w:val="single" w:sz="12" w:space="4" w:color="8a722c"/>
-      </w:pBdr>
-    </w:pPr>
-  </w:p>
-</w:hdr>
 </file>
 
 <file path=word/numbering.xml><?xml version="1.0" encoding="utf-8"?>

--- a/assets/branding/options/soft2/letterhead.docx
+++ b/assets/branding/options/soft2/letterhead.docx
@@ -4,13 +4,13 @@
   <w:body>
     <w:p>
       <w:pPr>
-        <w:spacing w:after="80"/>
-        <w:jc w:val="center"/>
+        <w:spacing w:after="40"/>
+        <w:jc w:val="left"/>
       </w:pPr>
       <w:r>
         <w:drawing>
           <wp:inline xmlns:a="http://schemas.openxmlformats.org/drawingml/2006/main" xmlns:pic="http://schemas.openxmlformats.org/drawingml/2006/picture">
-            <wp:extent cx="1980000" cy="1157207"/>
+            <wp:extent cx="1512000" cy="883686"/>
             <wp:docPr id="1" name="Picture 1"/>
             <wp:cNvGraphicFramePr>
               <a:graphicFrameLocks noChangeAspect="1"/>
@@ -31,7 +31,7 @@
                   <pic:spPr>
                     <a:xfrm>
                       <a:off x="0" y="0"/>
-                      <a:ext cx="1980000" cy="1157207"/>
+                      <a:ext cx="1512000" cy="883686"/>
                     </a:xfrm>
                     <a:prstGeom prst="rect"/>
                   </pic:spPr>
@@ -44,7 +44,23 @@
     </w:p>
     <w:p>
       <w:pPr>
-        <w:spacing w:before="40" w:after="40"/>
+        <w:spacing w:after="40"/>
+        <w:jc w:val="left"/>
+      </w:pPr>
+      <w:r>
+        <w:rPr>
+          <w:rFonts w:ascii="Calibri" w:hAnsi="Calibri"/>
+          <w:b/>
+          <w:color w:val="2C2C2C"/>
+          <w:sz w:val="16"/>
+          <w:spacing w:val="40"/>
+        </w:rPr>
+        <w:t>D E S I G N   A N D   B U I L D</w:t>
+      </w:r>
+    </w:p>
+    <w:p>
+      <w:pPr>
+        <w:spacing w:before="80" w:after="40"/>
         <w:pBdr>
           <w:bottom w:val="single" w:sz="6" w:space="1" w:color="C9A96E"/>
         </w:pBdr>
@@ -199,7 +215,7 @@
     </w:p>
     <w:p>
       <w:pPr>
-        <w:spacing w:before="40" w:after="40"/>
+        <w:spacing w:before="80" w:after="40"/>
         <w:pBdr>
           <w:bottom w:val="single" w:sz="6" w:space="1" w:color="C9A96E"/>
         </w:pBdr>

--- a/assets/branding/options/soft2/letterhead.docx
+++ b/assets/branding/options/soft2/letterhead.docx
@@ -10,7 +10,7 @@
       <w:r>
         <w:drawing>
           <wp:inline xmlns:a="http://schemas.openxmlformats.org/drawingml/2006/main" xmlns:pic="http://schemas.openxmlformats.org/drawingml/2006/picture">
-            <wp:extent cx="1512000" cy="883686"/>
+            <wp:extent cx="985545" cy="576000"/>
             <wp:docPr id="1" name="Picture 1"/>
             <wp:cNvGraphicFramePr>
               <a:graphicFrameLocks noChangeAspect="1"/>
@@ -31,7 +31,7 @@
                   <pic:spPr>
                     <a:xfrm>
                       <a:off x="0" y="0"/>
-                      <a:ext cx="1512000" cy="883686"/>
+                      <a:ext cx="985545" cy="576000"/>
                     </a:xfrm>
                     <a:prstGeom prst="rect"/>
                   </pic:spPr>
